--- a/Chapter 11 - Pine.docx
+++ b/Chapter 11 - Pine.docx
@@ -4,6 +4,12 @@
   <w:body>
     <w:p>
       <w:r>
+        <w:t>Pine</w:t>
+      </w:r>
+    </w:p>
+    <w:p/>
+    <w:p>
+      <w:r>
         <w:t xml:space="preserve">A bar lock on the back door – so it could only be opened from the </w:t>
       </w:r>
       <w:r>
@@ -53,29 +59,33 @@
     <w:p/>
     <w:p>
       <w:r>
-        <w:t>But what about the school room? The book maze? That’s what it was wasn’t it? A maze of books. A labyrinth of books.  Well, one pointing tight on the back door – the one that had just been pretty much barred with a giant locked bar. The jimmied hole patched.</w:t>
-      </w:r>
-    </w:p>
-    <w:p/>
-    <w:p>
-      <w:r>
-        <w:t xml:space="preserve">“I’ve had a bit of a walk around. It’s going to be big job. I’ve rigged </w:t>
-      </w:r>
-      <w:proofErr w:type="spellStart"/>
-      <w:r>
-        <w:t>nightl</w:t>
-      </w:r>
-      <w:proofErr w:type="spellEnd"/>
-      <w:r>
-        <w:t xml:space="preserve"> clubs, I’ve </w:t>
-      </w:r>
-      <w:proofErr w:type="gramStart"/>
-      <w:r>
-        <w:t>rigged,</w:t>
-      </w:r>
-      <w:proofErr w:type="gramEnd"/>
-      <w:r>
-        <w:t xml:space="preserve"> football grounds</w:t>
+        <w:t>But what about the school room? The book maze? That’s what it was</w:t>
+      </w:r>
+      <w:r>
+        <w:t>,</w:t>
+      </w:r>
+      <w:r>
+        <w:t xml:space="preserve"> </w:t>
+      </w:r>
+      <w:proofErr w:type="gramStart"/>
+      <w:r>
+        <w:t>wasn’t</w:t>
+      </w:r>
+      <w:proofErr w:type="gramEnd"/>
+      <w:r>
+        <w:t xml:space="preserve"> it? A maze of books. A labyrinth of books.  Well, one pointing tight on the back door – the one that had just been pretty much barred with a giant locked bar. The jimmied hole patched.</w:t>
+      </w:r>
+    </w:p>
+    <w:p/>
+    <w:p>
+      <w:r>
+        <w:t>“I’ve had a bit of a walk around. It’s going to be big job. I’ve rigged night</w:t>
+      </w:r>
+      <w:r>
+        <w:t xml:space="preserve"> </w:t>
+      </w:r>
+      <w:r>
+        <w:t>clubs, I’ve rigged, football grounds</w:t>
       </w:r>
       <w:r>
         <w:t xml:space="preserve"> </w:t>
@@ -139,7 +149,13 @@
       </w:r>
       <w:r>
         <w:br/>
-        <w:t>“It is. They should have a giant sign at the Watford Gap services ‘Turn round now mate, you’re making a mistake.’”</w:t>
+        <w:t xml:space="preserve">“It is. They should have a giant sign at the Watford Gap services ‘Turn round now mate, you’re making a </w:t>
+      </w:r>
+      <w:r>
+        <w:t xml:space="preserve">big </w:t>
+      </w:r>
+      <w:r>
+        <w:t>mistake.’”</w:t>
       </w:r>
     </w:p>
     <w:p>
@@ -166,13 +182,11 @@
       </w:r>
       <w:r>
         <w:br/>
-        <w:t xml:space="preserve">Nothing weird happening </w:t>
-      </w:r>
-      <w:proofErr w:type="spellStart"/>
-      <w:r>
-        <w:t>hear</w:t>
-      </w:r>
-      <w:proofErr w:type="spellEnd"/>
+        <w:t>Nothing weird happening he</w:t>
+      </w:r>
+      <w:r>
+        <w:t>re</w:t>
+      </w:r>
       <w:r>
         <w:t xml:space="preserve">. Just one of Klee’s best </w:t>
       </w:r>
@@ -237,7 +251,17 @@
       <w:proofErr w:type="spellEnd"/>
       <w:proofErr w:type="gramEnd"/>
       <w:r>
-        <w:t xml:space="preserve"> him in the canal</w:t>
+        <w:t xml:space="preserve"> </w:t>
+      </w:r>
+      <w:r>
+        <w:rPr>
+          <w:i/>
+          <w:iCs/>
+        </w:rPr>
+        <w:t>him</w:t>
+      </w:r>
+      <w:r>
+        <w:t xml:space="preserve"> in the canal</w:t>
       </w:r>
       <w:r>
         <w:t xml:space="preserve">. That was all a misunderstanding. They’d sorted it out. </w:t>
@@ -262,6 +286,7 @@
     <w:p/>
     <w:p>
       <w:r>
+        <w:lastRenderedPageBreak/>
         <w:t xml:space="preserve">He imagined that long sigh out of Bernie, sitting in his office. Was Bernie still smoking actual cigarettes. Now it seemed as antiquated as well – wearing a suit of </w:t>
       </w:r>
       <w:proofErr w:type="spellStart"/>
@@ -276,7 +301,6 @@
     <w:p/>
     <w:p>
       <w:r>
-        <w:lastRenderedPageBreak/>
         <w:t>“When you needed locks changing, or cameras fitting, who did you use?”</w:t>
       </w:r>
     </w:p>
@@ -486,6 +510,9 @@
       <w:r>
         <w:t xml:space="preserve"> didn’t like Germans? Or people she suspected of being Germans.</w:t>
       </w:r>
+      <w:r>
+        <w:t xml:space="preserve"> Or maybe the people next door really were awful people.</w:t>
+      </w:r>
     </w:p>
     <w:p/>
     <w:p>
@@ -496,7 +523,13 @@
         <w:t xml:space="preserve">second </w:t>
       </w:r>
       <w:r>
-        <w:t>go that Preston had exclaimed on the third sip!</w:t>
+        <w:t xml:space="preserve">go that Preston had exclaimed on the </w:t>
+      </w:r>
+      <w:r>
+        <w:t xml:space="preserve">first </w:t>
+      </w:r>
+      <w:r>
+        <w:t>sip!</w:t>
       </w:r>
     </w:p>
     <w:p>
@@ -621,6 +654,7 @@
     <w:p/>
     <w:p>
       <w:r>
+        <w:lastRenderedPageBreak/>
         <w:t>In yet another cupboard was a</w:t>
       </w:r>
       <w:r>
@@ -639,11 +673,7 @@
     <w:p/>
     <w:p>
       <w:r>
-        <w:t xml:space="preserve">It occurred to him that he could draw himself a map of the maze. Which somehow, made him feel more comfortable than relying on the fire extinguishers.  The mesh was kept in place, along the top of every </w:t>
-      </w:r>
-      <w:r>
-        <w:lastRenderedPageBreak/>
-        <w:t>bookcase by a line of bricks. They weren’t house bricks. They seemed to be covered in rubber. They reminded Klee of something that he hadn’t seen in maybe forty or so years. The rubber covered bricks that they used to dive down to the bottom of the pool and retrieve as part of their personal survival medals at the swimming baths.</w:t>
+        <w:t>It occurred to him that he could draw himself a map of the maze. Which somehow, made him feel more comfortable than relying on the fire extinguishers.  The mesh was kept in place, along the top of every bookcase by a line of bricks. They weren’t house bricks. They seemed to be covered in rubber. They reminded Klee of something that he hadn’t seen in maybe forty or so years. The rubber covered bricks that they used to dive down to the bottom of the pool and retrieve as part of their personal survival medals at the swimming baths.</w:t>
       </w:r>
     </w:p>
     <w:sectPr>

--- a/Chapter 11 - Pine.docx
+++ b/Chapter 11 - Pine.docx
@@ -31,29 +31,13 @@
         <w:t>A new lock and an extra lock on the side door to the chapel. And cameras. Cameras on the balcony in the chapel.</w:t>
       </w:r>
       <w:r>
-        <w:t xml:space="preserve"> He hung the enormous key that had been used for the side door in the cupboard where </w:t>
-      </w:r>
-      <w:proofErr w:type="spellStart"/>
-      <w:r>
-        <w:t>Mrs</w:t>
-      </w:r>
-      <w:proofErr w:type="spellEnd"/>
-      <w:r>
-        <w:t xml:space="preserve"> Klee had found the key to the secret door.</w:t>
-      </w:r>
-    </w:p>
-    <w:p/>
-    <w:p>
-      <w:r>
-        <w:t xml:space="preserve">And then cameras in the organ loft. There was an organ loft! A different set of stairs behind a different, what looked like just a panel. Cameras in the organ loft pointing </w:t>
-      </w:r>
-      <w:proofErr w:type="gramStart"/>
-      <w:r>
-        <w:t>across at</w:t>
-      </w:r>
-      <w:proofErr w:type="gramEnd"/>
-      <w:r>
-        <w:t xml:space="preserve"> the balconies and down at the pews. </w:t>
+        <w:t xml:space="preserve"> He hung the enormous key that had been used for the side door in the cupboard where Mrs Klee had found the key to the secret door.</w:t>
+      </w:r>
+    </w:p>
+    <w:p/>
+    <w:p>
+      <w:r>
+        <w:t xml:space="preserve">And then cameras in the organ loft. There was an organ loft! A different set of stairs behind a different, what looked like just a panel. Cameras in the organ loft pointing across at the balconies and down at the pews. </w:t>
       </w:r>
     </w:p>
     <w:p/>
@@ -65,36 +49,23 @@
         <w:t>,</w:t>
       </w:r>
       <w:r>
+        <w:t xml:space="preserve"> wasn’t it? A maze of books. A labyrinth of books.  Well, one pointing tight on the back door – the one that had just been pretty much barred with a giant locked bar. The jimmied hole patched.</w:t>
+      </w:r>
+    </w:p>
+    <w:p/>
+    <w:p>
+      <w:r>
+        <w:t>“I’ve had a bit of a walk around. It’s going to be big job. I’ve rigged night</w:t>
+      </w:r>
+      <w:r>
         <w:t xml:space="preserve"> </w:t>
       </w:r>
-      <w:proofErr w:type="gramStart"/>
-      <w:r>
-        <w:t>wasn’t</w:t>
-      </w:r>
-      <w:proofErr w:type="gramEnd"/>
-      <w:r>
-        <w:t xml:space="preserve"> it? A maze of books. A labyrinth of books.  Well, one pointing tight on the back door – the one that had just been pretty much barred with a giant locked bar. The jimmied hole patched.</w:t>
-      </w:r>
-    </w:p>
-    <w:p/>
-    <w:p>
-      <w:r>
-        <w:t>“I’ve had a bit of a walk around. It’s going to be big job. I’ve rigged night</w:t>
-      </w:r>
-      <w:r>
-        <w:t xml:space="preserve"> </w:t>
-      </w:r>
       <w:r>
         <w:t>clubs, I’ve rigged, football grounds</w:t>
       </w:r>
       <w:r>
-        <w:t xml:space="preserve"> </w:t>
-      </w:r>
-      <w:proofErr w:type="spellStart"/>
-      <w:r>
-        <w:t>bruv</w:t>
-      </w:r>
-      <w:proofErr w:type="spellEnd"/>
+        <w:t xml:space="preserve"> bruv</w:t>
+      </w:r>
       <w:r>
         <w:t>. I’ve never rigged a maze before. To be honest with you.”</w:t>
       </w:r>
@@ -118,15 +89,7 @@
       </w:r>
       <w:r>
         <w:br/>
-        <w:t>“</w:t>
-      </w:r>
-      <w:proofErr w:type="spellStart"/>
-      <w:r>
-        <w:t>Mr</w:t>
-      </w:r>
-      <w:proofErr w:type="spellEnd"/>
-      <w:r>
-        <w:t xml:space="preserve"> K”</w:t>
+        <w:t>“Mr K”</w:t>
       </w:r>
       <w:r>
         <w:br/>
@@ -164,7 +127,13 @@
       </w:r>
       <w:r>
         <w:br/>
-        <w:t xml:space="preserve">Bernie Gersten let out a long, low sigh. </w:t>
+        <w:t xml:space="preserve">Bernie Gersten let out a long, low </w:t>
+      </w:r>
+      <w:r>
+        <w:t>groan</w:t>
+      </w:r>
+      <w:r>
+        <w:t xml:space="preserve">. </w:t>
       </w:r>
     </w:p>
     <w:p>
@@ -188,15 +157,7 @@
         <w:t>re</w:t>
       </w:r>
       <w:r>
-        <w:t xml:space="preserve">. Just one of Klee’s best </w:t>
-      </w:r>
-      <w:proofErr w:type="gramStart"/>
-      <w:r>
-        <w:t>mates</w:t>
-      </w:r>
-      <w:proofErr w:type="gramEnd"/>
-      <w:r>
-        <w:t xml:space="preserve"> kind of confessing to a murder. But if you didn’t want to hear that kind of talk, well, then you didn’t really want to be talking to Bernie G.</w:t>
+        <w:t>. Just one of Klee’s best mates kind of confessing to a murder. But if you didn’t want to hear that kind of talk, well, then you didn’t really want to be talking to Bernie G.</w:t>
       </w:r>
     </w:p>
     <w:p>
@@ -205,13 +166,11 @@
         <w:t xml:space="preserve">Klee knew he’d be sitting in his office. Possibly one of the darkest spaces he’d ever been in his life. </w:t>
       </w:r>
       <w:r>
-        <w:t xml:space="preserve">Although his memory of how dark that space </w:t>
-      </w:r>
-      <w:proofErr w:type="gramStart"/>
-      <w:r>
-        <w:t>had been might be</w:t>
-      </w:r>
-      <w:proofErr w:type="gramEnd"/>
+        <w:t>Although his memory of how dark that space</w:t>
+      </w:r>
+      <w:r>
+        <w:t xml:space="preserve"> was might be</w:t>
+      </w:r>
       <w:r>
         <w:t xml:space="preserve"> closely connected to that </w:t>
       </w:r>
@@ -219,39 +178,13 @@
         <w:t>time</w:t>
       </w:r>
       <w:r>
-        <w:t xml:space="preserve">. You </w:t>
-      </w:r>
-      <w:proofErr w:type="gramStart"/>
-      <w:r>
-        <w:t>know,</w:t>
-      </w:r>
-      <w:proofErr w:type="gramEnd"/>
-      <w:r>
-        <w:t xml:space="preserve"> </w:t>
-      </w:r>
-      <w:proofErr w:type="gramStart"/>
-      <w:r>
-        <w:t>that</w:t>
-      </w:r>
-      <w:proofErr w:type="gramEnd"/>
-      <w:r>
-        <w:t xml:space="preserve"> time w</w:t>
+        <w:t>. You know, that time w</w:t>
       </w:r>
       <w:r>
         <w:t>hen it had looked like Bernie was going</w:t>
       </w:r>
       <w:r>
-        <w:t xml:space="preserve"> to have </w:t>
-      </w:r>
-      <w:proofErr w:type="spellStart"/>
-      <w:proofErr w:type="gramStart"/>
-      <w:r>
-        <w:t>throw</w:t>
-      </w:r>
-      <w:proofErr w:type="spellEnd"/>
-      <w:proofErr w:type="gramEnd"/>
-      <w:r>
-        <w:t xml:space="preserve"> </w:t>
+        <w:t xml:space="preserve"> to have throw </w:t>
       </w:r>
       <w:r>
         <w:rPr>
@@ -264,38 +197,14 @@
         <w:t xml:space="preserve"> in the canal</w:t>
       </w:r>
       <w:r>
-        <w:t xml:space="preserve">. That was all a misunderstanding. They’d sorted it out. </w:t>
-      </w:r>
-      <w:proofErr w:type="gramStart"/>
-      <w:r>
-        <w:t>They’d</w:t>
-      </w:r>
-      <w:proofErr w:type="gramEnd"/>
-      <w:r>
-        <w:t xml:space="preserve"> laughed about it later. Well, Bernie </w:t>
-      </w:r>
-      <w:proofErr w:type="gramStart"/>
-      <w:r>
-        <w:t>had laughed</w:t>
-      </w:r>
-      <w:proofErr w:type="gramEnd"/>
-      <w:r>
-        <w:t xml:space="preserve">.  </w:t>
+        <w:t xml:space="preserve">. That was all a misunderstanding. They’d sorted it out. They’d laughed about it later. Well, Bernie had laughed.  </w:t>
       </w:r>
     </w:p>
     <w:p/>
     <w:p>
       <w:r>
         <w:lastRenderedPageBreak/>
-        <w:t xml:space="preserve">He imagined that long sigh out of Bernie, sitting in his office. Was Bernie still smoking actual cigarettes. Now it seemed as antiquated as well – wearing a suit of </w:t>
-      </w:r>
-      <w:proofErr w:type="spellStart"/>
-      <w:r>
-        <w:t>armour</w:t>
-      </w:r>
-      <w:proofErr w:type="spellEnd"/>
-      <w:r>
-        <w:t>. Was it smoke he was blowing out on that sigh? Or was it a vape now? No longer tobacco scented.</w:t>
+        <w:t>He imagined that long sigh out of Bernie, sitting in his office. Was Bernie still smoking actual cigarettes. Now it seemed as antiquated as well – wearing a suit of armour. Was it smoke he was blowing out on that sigh? Or was it a vape now? No longer tobacco scented.</w:t>
       </w:r>
     </w:p>
     <w:p/>
@@ -307,70 +216,40 @@
     <w:p/>
     <w:p>
       <w:r>
-        <w:t xml:space="preserve">“Dalton Vanz – I’ll send you a number. But </w:t>
-      </w:r>
-      <w:proofErr w:type="gramStart"/>
-      <w:r>
-        <w:t>he’s</w:t>
-      </w:r>
-      <w:proofErr w:type="gramEnd"/>
-      <w:r>
-        <w:t xml:space="preserve"> long </w:t>
-      </w:r>
-      <w:proofErr w:type="gramStart"/>
-      <w:r>
-        <w:t>retired</w:t>
-      </w:r>
-      <w:proofErr w:type="gramEnd"/>
-      <w:r>
-        <w:t xml:space="preserve">. It’s his boy now. A right techno whizz kid.  </w:t>
+        <w:t xml:space="preserve">“Dalton Vanz – I’ll send you a number. But he’s long retired. It’s his boy now. A right techno whizz kid.  </w:t>
       </w:r>
       <w:r>
         <w:t xml:space="preserve">They had to put him in high security ‘cos he </w:t>
       </w:r>
       <w:r>
-        <w:t xml:space="preserve">kept breaking out of the open prison. And he hacked into the screws </w:t>
-      </w:r>
-      <w:proofErr w:type="spellStart"/>
-      <w:r>
-        <w:t>cctv</w:t>
-      </w:r>
-      <w:proofErr w:type="spellEnd"/>
+        <w:t xml:space="preserve">kept breaking out of the open prison. And he hacked into the screws cctv. </w:t>
+      </w:r>
+      <w:r>
+        <w:t>O</w:t>
+      </w:r>
+      <w:r>
+        <w:t>h</w:t>
+      </w:r>
+      <w:r>
+        <w:t xml:space="preserve"> God! What’s his name. Preston! Another place that should have a warning label on the outside.”</w:t>
+      </w:r>
+    </w:p>
+    <w:p>
+      <w:r>
+        <w:t>“Not a big fan of the North then Mr G.”</w:t>
+      </w:r>
+      <w:r>
+        <w:t xml:space="preserve"> </w:t>
+      </w:r>
+      <w:r>
+        <w:t>Bernie Gersten let out a</w:t>
+      </w:r>
+      <w:r>
+        <w:t xml:space="preserve"> short grunt</w:t>
+      </w:r>
       <w:r>
         <w:t xml:space="preserve">. </w:t>
       </w:r>
-      <w:r>
-        <w:t>O</w:t>
-      </w:r>
-      <w:r>
-        <w:t>h</w:t>
-      </w:r>
-      <w:r>
-        <w:t xml:space="preserve"> God! What’s his name. Preston! Another place that should have a warning label on the outside.”</w:t>
-      </w:r>
-    </w:p>
-    <w:p>
-      <w:r>
-        <w:t xml:space="preserve">“Not a big fan of the North then </w:t>
-      </w:r>
-      <w:proofErr w:type="spellStart"/>
-      <w:r>
-        <w:t>Mr</w:t>
-      </w:r>
-      <w:proofErr w:type="spellEnd"/>
-      <w:r>
-        <w:t xml:space="preserve"> </w:t>
-      </w:r>
-      <w:proofErr w:type="spellStart"/>
-      <w:proofErr w:type="gramStart"/>
-      <w:r>
-        <w:t>G.”Bernie</w:t>
-      </w:r>
-      <w:proofErr w:type="spellEnd"/>
-      <w:proofErr w:type="gramEnd"/>
-      <w:r>
-        <w:t xml:space="preserve"> Gersten let out a long, low sigh. </w:t>
-      </w:r>
     </w:p>
     <w:p>
       <w:r>
@@ -383,15 +262,7 @@
     </w:p>
     <w:p>
       <w:r>
-        <w:t xml:space="preserve">“You’re not setting up outside the M25 are you </w:t>
-      </w:r>
-      <w:proofErr w:type="spellStart"/>
-      <w:r>
-        <w:t>Mr</w:t>
-      </w:r>
-      <w:proofErr w:type="spellEnd"/>
-      <w:r>
-        <w:t xml:space="preserve"> K?”</w:t>
+        <w:t>“You’re not setting up outside the M25 are you Mr K?”</w:t>
       </w:r>
       <w:r>
         <w:br/>
@@ -400,23 +271,7 @@
     </w:p>
     <w:p>
       <w:r>
-        <w:t xml:space="preserve">“It’s my old </w:t>
-      </w:r>
-      <w:proofErr w:type="gramStart"/>
-      <w:r>
-        <w:t>auntie,</w:t>
-      </w:r>
-      <w:proofErr w:type="gramEnd"/>
-      <w:r>
-        <w:t xml:space="preserve"> she still lives in a bungalow in Stirchley. Some junkies just tried to do over her place. In the middle of the night. She fought them off with the Hoover – </w:t>
-      </w:r>
-      <w:proofErr w:type="gramStart"/>
-      <w:r>
-        <w:t>actually a</w:t>
-      </w:r>
-      <w:proofErr w:type="gramEnd"/>
-      <w:r>
-        <w:t xml:space="preserve"> Henry – but she doesn’t want to have to sleep with it next to her bed.”</w:t>
+        <w:t>“It’s my old auntie, she still lives in a bungalow in Stirchley. Some junkies just tried to do over her place. In the middle of the night. She fought them off with the Hoover – actually a Henry – but she doesn’t want to have to sleep with it next to her bed.”</w:t>
       </w:r>
     </w:p>
     <w:p>
@@ -426,15 +281,13 @@
     </w:p>
     <w:p>
       <w:r>
-        <w:t xml:space="preserve">“Well.” He said, obviously, now more curious, because he’d been lied to. Achieving, Klee </w:t>
-      </w:r>
-      <w:proofErr w:type="spellStart"/>
-      <w:r>
-        <w:t>realised</w:t>
-      </w:r>
-      <w:proofErr w:type="spellEnd"/>
-      <w:r>
-        <w:t xml:space="preserve"> the opposite of what Klee had intended. “You can’t be too careful.”</w:t>
+        <w:t xml:space="preserve">“Well.” He said, obviously, now more curious, because he’d been lied to. Achieving, Klee realised the opposite of what </w:t>
+      </w:r>
+      <w:r>
+        <w:t>he</w:t>
+      </w:r>
+      <w:r>
+        <w:t xml:space="preserve"> had intended. “You can’t be too careful.”</w:t>
       </w:r>
     </w:p>
     <w:p>
@@ -446,31 +299,7 @@
         <w:t>,</w:t>
       </w:r>
       <w:r>
-        <w:t xml:space="preserve"> Preston Vanz had essentially tripled the security of the place. And links to the new system </w:t>
-      </w:r>
-      <w:proofErr w:type="gramStart"/>
-      <w:r>
-        <w:t>had</w:t>
-      </w:r>
-      <w:proofErr w:type="gramEnd"/>
-      <w:r>
-        <w:t xml:space="preserve"> been sent to </w:t>
-      </w:r>
-      <w:proofErr w:type="spellStart"/>
-      <w:r>
-        <w:t>Mr</w:t>
-      </w:r>
-      <w:proofErr w:type="spellEnd"/>
-      <w:r>
-        <w:t xml:space="preserve"> </w:t>
-      </w:r>
-      <w:proofErr w:type="spellStart"/>
-      <w:r>
-        <w:t>Turps</w:t>
-      </w:r>
-      <w:proofErr w:type="spellEnd"/>
-      <w:r>
-        <w:t>. But what to do about the maze?</w:t>
+        <w:t xml:space="preserve"> Preston Vanz had essentially tripled the security of the place. And links to the new system had been sent to Mr Turps. But what to do about the maze?</w:t>
       </w:r>
     </w:p>
     <w:p/>
@@ -486,29 +315,13 @@
       </w:r>
       <w:r>
         <w:br/>
-        <w:t xml:space="preserve">nearly the size of his dreadlocked head. </w:t>
-      </w:r>
-      <w:proofErr w:type="spellStart"/>
-      <w:r>
-        <w:t>Mrs</w:t>
-      </w:r>
-      <w:proofErr w:type="spellEnd"/>
-      <w:r>
-        <w:t xml:space="preserve"> Ting had taken an instant shine to Preston. Which made Klee question his original idea that she was a racist. Maybe it was that she</w:t>
-      </w:r>
-      <w:r>
-        <w:t xml:space="preserve"> </w:t>
-      </w:r>
-      <w:proofErr w:type="gramStart"/>
-      <w:r>
-        <w:t>really</w:t>
-      </w:r>
-      <w:r>
-        <w:t xml:space="preserve"> just</w:t>
-      </w:r>
-      <w:proofErr w:type="gramEnd"/>
-      <w:r>
-        <w:t xml:space="preserve"> didn’t like Germans? Or people she suspected of being Germans.</w:t>
+        <w:t>nearly the size of his dreadlocked head. Mrs Ting had taken an instant shine to Preston. Which made Klee question his original idea that she was a racist. Maybe it was that she</w:t>
+      </w:r>
+      <w:r>
+        <w:t xml:space="preserve"> really</w:t>
+      </w:r>
+      <w:r>
+        <w:t xml:space="preserve"> just didn’t like Germans? Or people she suspected of being Germans.</w:t>
       </w:r>
       <w:r>
         <w:t xml:space="preserve"> Or maybe the people next door really were awful people.</w:t>
@@ -534,23 +347,7 @@
     </w:p>
     <w:p>
       <w:r>
-        <w:t xml:space="preserve">“Oh, that’s a good cup of tea </w:t>
-      </w:r>
-      <w:proofErr w:type="spellStart"/>
-      <w:r>
-        <w:t>Mrs</w:t>
-      </w:r>
-      <w:proofErr w:type="spellEnd"/>
-      <w:r>
-        <w:t xml:space="preserve"> Ting!” Ensuring the appearance of further cups </w:t>
-      </w:r>
-      <w:proofErr w:type="gramStart"/>
-      <w:r>
-        <w:t>and also</w:t>
-      </w:r>
-      <w:proofErr w:type="gramEnd"/>
-      <w:r>
-        <w:t xml:space="preserve"> cake.</w:t>
+        <w:t>“Oh, that’s a good cup of tea Mrs Ting!” Ensuring the appearance of further cups and also cake.</w:t>
       </w:r>
     </w:p>
     <w:p/>
@@ -562,31 +359,7 @@
     <w:p/>
     <w:p>
       <w:r>
-        <w:t xml:space="preserve">“I was thinking just for tonight </w:t>
-      </w:r>
-      <w:proofErr w:type="spellStart"/>
-      <w:r>
-        <w:t>Mr</w:t>
-      </w:r>
-      <w:proofErr w:type="spellEnd"/>
-      <w:r>
-        <w:t xml:space="preserve"> Klee, we could put just one three sixty </w:t>
-      </w:r>
-      <w:proofErr w:type="gramStart"/>
-      <w:r>
-        <w:t>camera</w:t>
-      </w:r>
-      <w:proofErr w:type="gramEnd"/>
-      <w:r>
-        <w:t xml:space="preserve"> above.” Preston pointed up through the mesh. He was sitting on the arm of the armchair at the </w:t>
-      </w:r>
-      <w:proofErr w:type="spellStart"/>
-      <w:r>
-        <w:t>centre</w:t>
-      </w:r>
-      <w:proofErr w:type="spellEnd"/>
-      <w:r>
-        <w:t xml:space="preserve"> of the maze, eating his cake.</w:t>
+        <w:t>“I was thinking just for tonight Mr Klee, we could put just one three sixty camera above.” Preston pointed up through the mesh. He was sitting on the arm of the armchair at the centre of the maze, eating his cake.</w:t>
       </w:r>
     </w:p>
     <w:p>
@@ -600,23 +373,7 @@
       </w:r>
       <w:r>
         <w:br/>
-        <w:t xml:space="preserve">“Well can’t he take the stairs?” </w:t>
-      </w:r>
-      <w:proofErr w:type="spellStart"/>
-      <w:r>
-        <w:t>Mrs</w:t>
-      </w:r>
-      <w:proofErr w:type="spellEnd"/>
-      <w:r>
-        <w:t xml:space="preserve"> Ting was taking away Preston’s plate and </w:t>
-      </w:r>
-      <w:proofErr w:type="gramStart"/>
-      <w:r>
-        <w:t>mug</w:t>
-      </w:r>
-      <w:proofErr w:type="gramEnd"/>
-      <w:r>
-        <w:t xml:space="preserve">. </w:t>
+        <w:t xml:space="preserve">“Well can’t he take the stairs?” Mrs Ting was taking away Preston’s plate and mug. </w:t>
       </w:r>
     </w:p>
     <w:p>
